--- a/Property-Agreement-Preparation/Property-Agreement-Preparation/wwwroot/Data/Template.docx
+++ b/Property-Agreement-Preparation/Property-Agreement-Preparation/wwwroot/Data/Template.docx
@@ -1940,106 +1940,106 @@
         <w:rPr>
           <w:rFonts w:asciiTheme="majorBidi" w:hAnsiTheme="majorBidi" w:cstheme="majorBidi"/>
         </w:rPr>
+        <w:t>Token Amount Paid</w:t>
+      </w:r>
+      <w:r>
+        <w:rPr>
+          <w:rFonts w:asciiTheme="majorBidi" w:hAnsiTheme="majorBidi" w:cstheme="majorBidi"/>
+        </w:rPr>
+        <w:tab/>
+      </w:r>
+      <w:r>
+        <w:rPr>
+          <w:rFonts w:asciiTheme="majorBidi" w:hAnsiTheme="majorBidi" w:cstheme="majorBidi"/>
+        </w:rPr>
+        <w:t xml:space="preserve">: ₹ </w:t>
+      </w:r>
+      <w:r>
+        <w:rPr>
+          <w:rFonts w:asciiTheme="majorBidi" w:hAnsiTheme="majorBidi" w:cstheme="majorBidi"/>
+        </w:rPr>
+        <w:fldChar w:fldCharType="begin"/>
+      </w:r>
+      <w:r>
+        <w:rPr>
+          <w:rFonts w:asciiTheme="majorBidi" w:hAnsiTheme="majorBidi" w:cstheme="majorBidi"/>
+        </w:rPr>
+        <w:instrText xml:space="preserve"> MERGEFIELD  TokenAmount  \* MERGEFORMAT </w:instrText>
+      </w:r>
+      <w:r>
+        <w:rPr>
+          <w:rFonts w:asciiTheme="majorBidi" w:hAnsiTheme="majorBidi" w:cstheme="majorBidi"/>
+        </w:rPr>
+        <w:fldChar w:fldCharType="separate"/>
+      </w:r>
+      <w:r>
+        <w:rPr>
+          <w:rFonts w:asciiTheme="majorBidi" w:hAnsiTheme="majorBidi" w:cstheme="majorBidi"/>
+          <w:noProof/>
+        </w:rPr>
+        <w:t>«TokenAmount»</w:t>
+      </w:r>
+      <w:r>
+        <w:rPr>
+          <w:rFonts w:asciiTheme="majorBidi" w:hAnsiTheme="majorBidi" w:cstheme="majorBidi"/>
+        </w:rPr>
+        <w:fldChar w:fldCharType="end"/>
+      </w:r>
+      <w:r>
+        <w:rPr>
+          <w:rFonts w:asciiTheme="majorBidi" w:hAnsiTheme="majorBidi" w:cstheme="majorBidi"/>
+        </w:rPr>
+        <w:t xml:space="preserve"> </w:t>
+      </w:r>
+      <w:r>
+        <w:rPr>
+          <w:rFonts w:asciiTheme="majorBidi" w:hAnsiTheme="majorBidi" w:cstheme="majorBidi"/>
+        </w:rPr>
+        <w:t xml:space="preserve">on </w:t>
+      </w:r>
+      <w:r>
+        <w:rPr>
+          <w:rFonts w:asciiTheme="majorBidi" w:hAnsiTheme="majorBidi" w:cstheme="majorBidi"/>
+        </w:rPr>
+        <w:fldChar w:fldCharType="begin"/>
+      </w:r>
+      <w:r>
+        <w:rPr>
+          <w:rFonts w:asciiTheme="majorBidi" w:hAnsiTheme="majorBidi" w:cstheme="majorBidi"/>
+        </w:rPr>
+        <w:instrText xml:space="preserve"> MERGEFIELD  TokenPaymentDate  \* MERGEFORMAT </w:instrText>
+      </w:r>
+      <w:r>
+        <w:rPr>
+          <w:rFonts w:asciiTheme="majorBidi" w:hAnsiTheme="majorBidi" w:cstheme="majorBidi"/>
+        </w:rPr>
+        <w:fldChar w:fldCharType="separate"/>
+      </w:r>
+      <w:r>
+        <w:rPr>
+          <w:rFonts w:asciiTheme="majorBidi" w:hAnsiTheme="majorBidi" w:cstheme="majorBidi"/>
+          <w:noProof/>
+        </w:rPr>
+        <w:t>«TokenPaymentDate»</w:t>
+      </w:r>
+      <w:r>
+        <w:rPr>
+          <w:rFonts w:asciiTheme="majorBidi" w:hAnsiTheme="majorBidi" w:cstheme="majorBidi"/>
+        </w:rPr>
+        <w:fldChar w:fldCharType="end"/>
+      </w:r>
+    </w:p>
+    <w:p>
+      <w:pPr>
+        <w:rPr>
+          <w:rFonts w:asciiTheme="majorBidi" w:hAnsiTheme="majorBidi" w:cstheme="majorBidi"/>
+        </w:rPr>
+      </w:pPr>
+      <w:r>
+        <w:rPr>
+          <w:rFonts w:asciiTheme="majorBidi" w:hAnsiTheme="majorBidi" w:cstheme="majorBidi"/>
+        </w:rPr>
         <w:lastRenderedPageBreak/>
-        <w:t>Token Amount Paid</w:t>
-      </w:r>
-      <w:r>
-        <w:rPr>
-          <w:rFonts w:asciiTheme="majorBidi" w:hAnsiTheme="majorBidi" w:cstheme="majorBidi"/>
-        </w:rPr>
-        <w:tab/>
-      </w:r>
-      <w:r>
-        <w:rPr>
-          <w:rFonts w:asciiTheme="majorBidi" w:hAnsiTheme="majorBidi" w:cstheme="majorBidi"/>
-        </w:rPr>
-        <w:t xml:space="preserve">: ₹ </w:t>
-      </w:r>
-      <w:r>
-        <w:rPr>
-          <w:rFonts w:asciiTheme="majorBidi" w:hAnsiTheme="majorBidi" w:cstheme="majorBidi"/>
-        </w:rPr>
-        <w:fldChar w:fldCharType="begin"/>
-      </w:r>
-      <w:r>
-        <w:rPr>
-          <w:rFonts w:asciiTheme="majorBidi" w:hAnsiTheme="majorBidi" w:cstheme="majorBidi"/>
-        </w:rPr>
-        <w:instrText xml:space="preserve"> MERGEFIELD  TokenAmount  \* MERGEFORMAT </w:instrText>
-      </w:r>
-      <w:r>
-        <w:rPr>
-          <w:rFonts w:asciiTheme="majorBidi" w:hAnsiTheme="majorBidi" w:cstheme="majorBidi"/>
-        </w:rPr>
-        <w:fldChar w:fldCharType="separate"/>
-      </w:r>
-      <w:r>
-        <w:rPr>
-          <w:rFonts w:asciiTheme="majorBidi" w:hAnsiTheme="majorBidi" w:cstheme="majorBidi"/>
-          <w:noProof/>
-        </w:rPr>
-        <w:t>«TokenAmount»</w:t>
-      </w:r>
-      <w:r>
-        <w:rPr>
-          <w:rFonts w:asciiTheme="majorBidi" w:hAnsiTheme="majorBidi" w:cstheme="majorBidi"/>
-        </w:rPr>
-        <w:fldChar w:fldCharType="end"/>
-      </w:r>
-      <w:r>
-        <w:rPr>
-          <w:rFonts w:asciiTheme="majorBidi" w:hAnsiTheme="majorBidi" w:cstheme="majorBidi"/>
-        </w:rPr>
-        <w:t xml:space="preserve"> </w:t>
-      </w:r>
-      <w:r>
-        <w:rPr>
-          <w:rFonts w:asciiTheme="majorBidi" w:hAnsiTheme="majorBidi" w:cstheme="majorBidi"/>
-        </w:rPr>
-        <w:t xml:space="preserve">on </w:t>
-      </w:r>
-      <w:r>
-        <w:rPr>
-          <w:rFonts w:asciiTheme="majorBidi" w:hAnsiTheme="majorBidi" w:cstheme="majorBidi"/>
-        </w:rPr>
-        <w:fldChar w:fldCharType="begin"/>
-      </w:r>
-      <w:r>
-        <w:rPr>
-          <w:rFonts w:asciiTheme="majorBidi" w:hAnsiTheme="majorBidi" w:cstheme="majorBidi"/>
-        </w:rPr>
-        <w:instrText xml:space="preserve"> MERGEFIELD  TokenPaymentDate  \* MERGEFORMAT </w:instrText>
-      </w:r>
-      <w:r>
-        <w:rPr>
-          <w:rFonts w:asciiTheme="majorBidi" w:hAnsiTheme="majorBidi" w:cstheme="majorBidi"/>
-        </w:rPr>
-        <w:fldChar w:fldCharType="separate"/>
-      </w:r>
-      <w:r>
-        <w:rPr>
-          <w:rFonts w:asciiTheme="majorBidi" w:hAnsiTheme="majorBidi" w:cstheme="majorBidi"/>
-          <w:noProof/>
-        </w:rPr>
-        <w:t>«TokenPaymentDate»</w:t>
-      </w:r>
-      <w:r>
-        <w:rPr>
-          <w:rFonts w:asciiTheme="majorBidi" w:hAnsiTheme="majorBidi" w:cstheme="majorBidi"/>
-        </w:rPr>
-        <w:fldChar w:fldCharType="end"/>
-      </w:r>
-    </w:p>
-    <w:p>
-      <w:pPr>
-        <w:rPr>
-          <w:rFonts w:asciiTheme="majorBidi" w:hAnsiTheme="majorBidi" w:cstheme="majorBidi"/>
-        </w:rPr>
-      </w:pPr>
-      <w:r>
-        <w:rPr>
-          <w:rFonts w:asciiTheme="majorBidi" w:hAnsiTheme="majorBidi" w:cstheme="majorBidi"/>
-        </w:rPr>
         <w:t>Balance Amount</w:t>
       </w:r>
       <w:r>
@@ -3038,6 +3038,12 @@
         <w:rPr>
           <w:rFonts w:asciiTheme="majorBidi" w:hAnsiTheme="majorBidi" w:cstheme="majorBidi"/>
         </w:rPr>
+        <w:instrText xml:space="preserve"> </w:instrText>
+      </w:r>
+      <w:r>
+        <w:rPr>
+          <w:rFonts w:asciiTheme="majorBidi" w:hAnsiTheme="majorBidi" w:cstheme="majorBidi"/>
+        </w:rPr>
         <w:instrText>• Encumbrance to be cleared by</w:instrText>
       </w:r>
       <w:r>
@@ -3081,7 +3087,44 @@
         <w:rPr>
           <w:rFonts w:asciiTheme="majorBidi" w:hAnsiTheme="majorBidi" w:cstheme="majorBidi"/>
         </w:rPr>
-        <w:instrText xml:space="preserve">" " " \* MERGEFORMAT </w:instrText>
+        <w:instrText>" "</w:instrText>
+      </w:r>
+      <w:r>
+        <w:rPr>
+          <w:rFonts w:asciiTheme="majorBidi" w:hAnsiTheme="majorBidi" w:cstheme="majorBidi"/>
+        </w:rPr>
+        <w:instrText xml:space="preserve"> </w:instrText>
+      </w:r>
+      <w:r>
+        <w:rPr>
+          <w:rFonts w:asciiTheme="majorBidi" w:hAnsiTheme="majorBidi" w:cstheme="majorBidi"/>
+        </w:rPr>
+        <w:instrText>•</w:instrText>
+      </w:r>
+      <w:r>
+        <w:rPr>
+          <w:rFonts w:asciiTheme="majorBidi" w:hAnsiTheme="majorBidi" w:cstheme="majorBidi"/>
+        </w:rPr>
+        <w:instrText xml:space="preserve"> </w:instrText>
+      </w:r>
+      <w:r>
+        <w:rPr>
+          <w:rFonts w:asciiTheme="majorBidi" w:hAnsiTheme="majorBidi" w:cstheme="majorBidi"/>
+        </w:rPr>
+        <w:instrText>No encumbrance on this property.</w:instrText>
+      </w:r>
+    </w:p>
+    <w:p>
+      <w:pPr>
+        <w:rPr>
+          <w:rFonts w:asciiTheme="majorBidi" w:hAnsiTheme="majorBidi" w:cstheme="majorBidi"/>
+        </w:rPr>
+      </w:pPr>
+      <w:r>
+        <w:rPr>
+          <w:rFonts w:asciiTheme="majorBidi" w:hAnsiTheme="majorBidi" w:cstheme="majorBidi"/>
+        </w:rPr>
+        <w:instrText xml:space="preserve">" \* MERGEFORMAT </w:instrText>
       </w:r>
       <w:r>
         <w:rPr>
@@ -3176,6 +3219,12 @@
         <w:rPr>
           <w:rFonts w:asciiTheme="majorBidi" w:hAnsiTheme="majorBidi" w:cstheme="majorBidi"/>
         </w:rPr>
+        <w:instrText xml:space="preserve"> </w:instrText>
+      </w:r>
+      <w:r>
+        <w:rPr>
+          <w:rFonts w:asciiTheme="majorBidi" w:hAnsiTheme="majorBidi" w:cstheme="majorBidi"/>
+        </w:rPr>
         <w:instrText>Neither party liable for delays due to events beyond reasonable control (natural disasters, pandemics, government restrictions, etc.). Notice period: {ForceMajeureNoticePeriod} days</w:instrText>
       </w:r>
       <w:r>
@@ -3183,6 +3232,18 @@
           <w:rFonts w:asciiTheme="majorBidi" w:hAnsiTheme="majorBidi" w:cstheme="majorBidi"/>
         </w:rPr>
         <w:instrText>" "</w:instrText>
+      </w:r>
+      <w:r>
+        <w:rPr>
+          <w:rFonts w:asciiTheme="majorBidi" w:hAnsiTheme="majorBidi" w:cstheme="majorBidi"/>
+        </w:rPr>
+        <w:instrText xml:space="preserve"> </w:instrText>
+      </w:r>
+      <w:r>
+        <w:rPr>
+          <w:rFonts w:asciiTheme="majorBidi" w:hAnsiTheme="majorBidi" w:cstheme="majorBidi"/>
+        </w:rPr>
+        <w:instrText>Not applicable.</w:instrText>
       </w:r>
       <w:r>
         <w:rPr>

--- a/Property-Agreement-Preparation/Property-Agreement-Preparation/wwwroot/Data/Template.docx
+++ b/Property-Agreement-Preparation/Property-Agreement-Preparation/wwwroot/Data/Template.docx
@@ -65,7 +65,7 @@
     </w:p>
     <w:p>
       <w:pPr>
-        <w:spacing w:line="360" w:lineRule="auto"/>
+        <w:spacing w:after="0" w:line="360" w:lineRule="auto"/>
         <w:rPr>
           <w:rFonts w:asciiTheme="majorBidi" w:hAnsiTheme="majorBidi" w:cstheme="majorBidi"/>
         </w:rPr>
@@ -183,6 +183,7 @@
     </w:p>
     <w:p>
       <w:pPr>
+        <w:spacing w:after="0" w:line="360" w:lineRule="auto"/>
         <w:rPr>
           <w:rFonts w:asciiTheme="majorBidi" w:hAnsiTheme="majorBidi" w:cstheme="majorBidi"/>
         </w:rPr>
@@ -313,6 +314,7 @@
     </w:p>
     <w:p>
       <w:pPr>
+        <w:spacing w:after="0" w:line="360" w:lineRule="auto"/>
         <w:rPr>
           <w:rFonts w:asciiTheme="majorBidi" w:hAnsiTheme="majorBidi" w:cstheme="majorBidi"/>
           <w:b/>
@@ -330,6 +332,7 @@
     </w:p>
     <w:p>
       <w:pPr>
+        <w:spacing w:after="0" w:line="360" w:lineRule="auto"/>
         <w:rPr>
           <w:rFonts w:asciiTheme="majorBidi" w:hAnsiTheme="majorBidi" w:cstheme="majorBidi"/>
         </w:rPr>
@@ -398,6 +401,7 @@
     </w:p>
     <w:p>
       <w:pPr>
+        <w:spacing w:after="0" w:line="360" w:lineRule="auto"/>
         <w:rPr>
           <w:rFonts w:asciiTheme="majorBidi" w:hAnsiTheme="majorBidi" w:cstheme="majorBidi"/>
         </w:rPr>
@@ -451,6 +455,52 @@
         </w:rPr>
         <w:fldChar w:fldCharType="end"/>
       </w:r>
+    </w:p>
+    <w:p>
+      <w:pPr>
+        <w:spacing w:after="0" w:line="360" w:lineRule="auto"/>
+        <w:ind w:left="720" w:firstLine="720"/>
+        <w:rPr>
+          <w:rFonts w:asciiTheme="majorBidi" w:hAnsiTheme="majorBidi" w:cstheme="majorBidi"/>
+        </w:rPr>
+      </w:pPr>
+      <w:r>
+        <w:rPr>
+          <w:rFonts w:asciiTheme="majorBidi" w:hAnsiTheme="majorBidi" w:cstheme="majorBidi"/>
+        </w:rPr>
+        <w:t xml:space="preserve">  </w:t>
+      </w:r>
+      <w:r>
+        <w:rPr>
+          <w:rFonts w:asciiTheme="majorBidi" w:hAnsiTheme="majorBidi" w:cstheme="majorBidi"/>
+        </w:rPr>
+        <w:fldChar w:fldCharType="begin"/>
+      </w:r>
+      <w:r>
+        <w:rPr>
+          <w:rFonts w:asciiTheme="majorBidi" w:hAnsiTheme="majorBidi" w:cstheme="majorBidi"/>
+        </w:rPr>
+        <w:instrText xml:space="preserve"> MERGEFIELD  SellerCity  \* MERGEFORMAT </w:instrText>
+      </w:r>
+      <w:r>
+        <w:rPr>
+          <w:rFonts w:asciiTheme="majorBidi" w:hAnsiTheme="majorBidi" w:cstheme="majorBidi"/>
+        </w:rPr>
+        <w:fldChar w:fldCharType="separate"/>
+      </w:r>
+      <w:r>
+        <w:rPr>
+          <w:rFonts w:asciiTheme="majorBidi" w:hAnsiTheme="majorBidi" w:cstheme="majorBidi"/>
+          <w:noProof/>
+        </w:rPr>
+        <w:t>«SellerCity»</w:t>
+      </w:r>
+      <w:r>
+        <w:rPr>
+          <w:rFonts w:asciiTheme="majorBidi" w:hAnsiTheme="majorBidi" w:cstheme="majorBidi"/>
+        </w:rPr>
+        <w:fldChar w:fldCharType="end"/>
+      </w:r>
       <w:r>
         <w:rPr>
           <w:rFonts w:asciiTheme="majorBidi" w:hAnsiTheme="majorBidi" w:cstheme="majorBidi"/>
@@ -467,43 +517,6 @@
         <w:rPr>
           <w:rFonts w:asciiTheme="majorBidi" w:hAnsiTheme="majorBidi" w:cstheme="majorBidi"/>
         </w:rPr>
-        <w:instrText xml:space="preserve"> MERGEFIELD  SellerCity  \* MERGEFORMAT </w:instrText>
-      </w:r>
-      <w:r>
-        <w:rPr>
-          <w:rFonts w:asciiTheme="majorBidi" w:hAnsiTheme="majorBidi" w:cstheme="majorBidi"/>
-        </w:rPr>
-        <w:fldChar w:fldCharType="separate"/>
-      </w:r>
-      <w:r>
-        <w:rPr>
-          <w:rFonts w:asciiTheme="majorBidi" w:hAnsiTheme="majorBidi" w:cstheme="majorBidi"/>
-          <w:noProof/>
-        </w:rPr>
-        <w:t>«SellerCity»</w:t>
-      </w:r>
-      <w:r>
-        <w:rPr>
-          <w:rFonts w:asciiTheme="majorBidi" w:hAnsiTheme="majorBidi" w:cstheme="majorBidi"/>
-        </w:rPr>
-        <w:fldChar w:fldCharType="end"/>
-      </w:r>
-      <w:r>
-        <w:rPr>
-          <w:rFonts w:asciiTheme="majorBidi" w:hAnsiTheme="majorBidi" w:cstheme="majorBidi"/>
-        </w:rPr>
-        <w:t xml:space="preserve">, </w:t>
-      </w:r>
-      <w:r>
-        <w:rPr>
-          <w:rFonts w:asciiTheme="majorBidi" w:hAnsiTheme="majorBidi" w:cstheme="majorBidi"/>
-        </w:rPr>
-        <w:fldChar w:fldCharType="begin"/>
-      </w:r>
-      <w:r>
-        <w:rPr>
-          <w:rFonts w:asciiTheme="majorBidi" w:hAnsiTheme="majorBidi" w:cstheme="majorBidi"/>
-        </w:rPr>
         <w:instrText xml:space="preserve"> MERGEFIELD  SellerState  \* MERGEFORMAT </w:instrText>
       </w:r>
       <w:r>
@@ -565,6 +578,7 @@
     </w:p>
     <w:p>
       <w:pPr>
+        <w:spacing w:after="0" w:line="360" w:lineRule="auto"/>
         <w:rPr>
           <w:rFonts w:asciiTheme="majorBidi" w:hAnsiTheme="majorBidi" w:cstheme="majorBidi"/>
         </w:rPr>
@@ -664,7 +678,7 @@
     </w:p>
     <w:p>
       <w:pPr>
-        <w:spacing w:line="360" w:lineRule="auto"/>
+        <w:spacing w:after="0" w:line="360" w:lineRule="auto"/>
         <w:rPr>
           <w:rFonts w:asciiTheme="majorBidi" w:hAnsiTheme="majorBidi" w:cstheme="majorBidi"/>
         </w:rPr>
@@ -727,7 +741,7 @@
     </w:p>
     <w:p>
       <w:pPr>
-        <w:spacing w:line="360" w:lineRule="auto"/>
+        <w:spacing w:after="0" w:line="360" w:lineRule="auto"/>
         <w:rPr>
           <w:rFonts w:asciiTheme="majorBidi" w:hAnsiTheme="majorBidi" w:cstheme="majorBidi"/>
         </w:rPr>
@@ -741,6 +755,7 @@
     </w:p>
     <w:p>
       <w:pPr>
+        <w:spacing w:after="0" w:line="360" w:lineRule="auto"/>
         <w:rPr>
           <w:rFonts w:asciiTheme="majorBidi" w:hAnsiTheme="majorBidi" w:cstheme="majorBidi"/>
           <w:b/>
@@ -758,6 +773,7 @@
     </w:p>
     <w:p>
       <w:pPr>
+        <w:spacing w:after="0" w:line="360" w:lineRule="auto"/>
         <w:rPr>
           <w:rFonts w:asciiTheme="majorBidi" w:hAnsiTheme="majorBidi" w:cstheme="majorBidi"/>
         </w:rPr>
@@ -820,6 +836,7 @@
     </w:p>
     <w:p>
       <w:pPr>
+        <w:spacing w:after="0" w:line="360" w:lineRule="auto"/>
         <w:rPr>
           <w:rFonts w:asciiTheme="majorBidi" w:hAnsiTheme="majorBidi" w:cstheme="majorBidi"/>
         </w:rPr>
@@ -873,12 +890,15 @@
         </w:rPr>
         <w:fldChar w:fldCharType="end"/>
       </w:r>
-      <w:r>
-        <w:rPr>
-          <w:rFonts w:asciiTheme="majorBidi" w:hAnsiTheme="majorBidi" w:cstheme="majorBidi"/>
-        </w:rPr>
-        <w:t>,</w:t>
-      </w:r>
+    </w:p>
+    <w:p>
+      <w:pPr>
+        <w:spacing w:after="0" w:line="360" w:lineRule="auto"/>
+        <w:ind w:left="720" w:firstLine="720"/>
+        <w:rPr>
+          <w:rFonts w:asciiTheme="majorBidi" w:hAnsiTheme="majorBidi" w:cstheme="majorBidi"/>
+        </w:rPr>
+      </w:pPr>
       <w:r>
         <w:rPr>
           <w:rFonts w:asciiTheme="majorBidi" w:hAnsiTheme="majorBidi" w:cstheme="majorBidi"/>
@@ -889,6 +909,12 @@
         <w:rPr>
           <w:rFonts w:asciiTheme="majorBidi" w:hAnsiTheme="majorBidi" w:cstheme="majorBidi"/>
         </w:rPr>
+        <w:t xml:space="preserve"> </w:t>
+      </w:r>
+      <w:r>
+        <w:rPr>
+          <w:rFonts w:asciiTheme="majorBidi" w:hAnsiTheme="majorBidi" w:cstheme="majorBidi"/>
+        </w:rPr>
         <w:fldChar w:fldCharType="begin"/>
       </w:r>
       <w:r>
@@ -1005,6 +1031,7 @@
     </w:p>
     <w:p>
       <w:pPr>
+        <w:spacing w:after="0" w:line="360" w:lineRule="auto"/>
         <w:rPr>
           <w:rFonts w:asciiTheme="majorBidi" w:hAnsiTheme="majorBidi" w:cstheme="majorBidi"/>
         </w:rPr>
@@ -1162,6 +1189,7 @@
     <w:p>
       <w:pPr>
         <w:shd w:val="clear" w:color="auto" w:fill="E8E8E8" w:themeFill="background2"/>
+        <w:spacing w:after="0"/>
         <w:jc w:val="center"/>
         <w:rPr>
           <w:rFonts w:asciiTheme="majorBidi" w:hAnsiTheme="majorBidi" w:cstheme="majorBidi"/>
@@ -1184,6 +1212,7 @@
     </w:p>
     <w:p>
       <w:pPr>
+        <w:spacing w:before="240" w:after="0" w:line="360" w:lineRule="auto"/>
         <w:rPr>
           <w:rFonts w:asciiTheme="majorBidi" w:hAnsiTheme="majorBidi" w:cstheme="majorBidi"/>
         </w:rPr>
@@ -1351,6 +1380,7 @@
     </w:p>
     <w:p>
       <w:pPr>
+        <w:spacing w:after="0" w:line="360" w:lineRule="auto"/>
         <w:rPr>
           <w:rFonts w:asciiTheme="majorBidi" w:hAnsiTheme="majorBidi" w:cstheme="majorBidi"/>
         </w:rPr>
@@ -1413,6 +1443,7 @@
     </w:p>
     <w:p>
       <w:pPr>
+        <w:spacing w:after="0" w:line="360" w:lineRule="auto"/>
         <w:rPr>
           <w:rFonts w:asciiTheme="majorBidi" w:hAnsiTheme="majorBidi" w:cstheme="majorBidi"/>
         </w:rPr>
@@ -1512,6 +1543,7 @@
     </w:p>
     <w:p>
       <w:pPr>
+        <w:spacing w:after="0" w:line="360" w:lineRule="auto"/>
         <w:rPr>
           <w:rFonts w:asciiTheme="majorBidi" w:hAnsiTheme="majorBidi" w:cstheme="majorBidi"/>
         </w:rPr>
@@ -1574,6 +1606,7 @@
     </w:p>
     <w:p>
       <w:pPr>
+        <w:spacing w:after="0" w:line="360" w:lineRule="auto"/>
         <w:rPr>
           <w:rFonts w:asciiTheme="majorBidi" w:hAnsiTheme="majorBidi" w:cstheme="majorBidi"/>
         </w:rPr>
@@ -1642,6 +1675,7 @@
     </w:p>
     <w:p>
       <w:pPr>
+        <w:spacing w:line="360" w:lineRule="auto"/>
         <w:rPr>
           <w:rFonts w:asciiTheme="majorBidi" w:hAnsiTheme="majorBidi" w:cstheme="majorBidi"/>
         </w:rPr>
@@ -1805,6 +1839,7 @@
     <w:p>
       <w:pPr>
         <w:shd w:val="clear" w:color="auto" w:fill="E8E8E8" w:themeFill="background2"/>
+        <w:spacing w:after="0"/>
         <w:jc w:val="center"/>
         <w:rPr>
           <w:rFonts w:asciiTheme="majorBidi" w:hAnsiTheme="majorBidi" w:cstheme="majorBidi"/>
@@ -1827,6 +1862,7 @@
     </w:p>
     <w:p>
       <w:pPr>
+        <w:spacing w:before="240" w:after="0" w:line="360" w:lineRule="auto"/>
         <w:rPr>
           <w:rFonts w:asciiTheme="majorBidi" w:hAnsiTheme="majorBidi" w:cstheme="majorBidi"/>
         </w:rPr>
@@ -1932,6 +1968,7 @@
     </w:p>
     <w:p>
       <w:pPr>
+        <w:spacing w:after="0" w:line="360" w:lineRule="auto"/>
         <w:rPr>
           <w:rFonts w:asciiTheme="majorBidi" w:hAnsiTheme="majorBidi" w:cstheme="majorBidi"/>
         </w:rPr>
@@ -2031,15 +2068,15 @@
     </w:p>
     <w:p>
       <w:pPr>
-        <w:rPr>
-          <w:rFonts w:asciiTheme="majorBidi" w:hAnsiTheme="majorBidi" w:cstheme="majorBidi"/>
-        </w:rPr>
-      </w:pPr>
-      <w:r>
-        <w:rPr>
-          <w:rFonts w:asciiTheme="majorBidi" w:hAnsiTheme="majorBidi" w:cstheme="majorBidi"/>
-        </w:rPr>
-        <w:lastRenderedPageBreak/>
+        <w:spacing w:after="0" w:line="360" w:lineRule="auto"/>
+        <w:rPr>
+          <w:rFonts w:asciiTheme="majorBidi" w:hAnsiTheme="majorBidi" w:cstheme="majorBidi"/>
+        </w:rPr>
+      </w:pPr>
+      <w:r>
+        <w:rPr>
+          <w:rFonts w:asciiTheme="majorBidi" w:hAnsiTheme="majorBidi" w:cstheme="majorBidi"/>
+        </w:rPr>
         <w:t>Balance Amount</w:t>
       </w:r>
       <w:r>
@@ -2109,7 +2146,7 @@
     </w:p>
     <w:p>
       <w:pPr>
-        <w:spacing w:after="0"/>
+        <w:spacing w:after="0" w:line="360" w:lineRule="auto"/>
         <w:rPr>
           <w:rFonts w:asciiTheme="majorBidi" w:hAnsiTheme="majorBidi" w:cstheme="majorBidi"/>
           <w:b/>
@@ -2404,16 +2441,8 @@
     </w:tbl>
     <w:p>
       <w:pPr>
-        <w:spacing w:line="360" w:lineRule="auto"/>
-        <w:rPr>
-          <w:rFonts w:asciiTheme="majorBidi" w:hAnsiTheme="majorBidi" w:cstheme="majorBidi"/>
-        </w:rPr>
-      </w:pPr>
-    </w:p>
-    <w:p>
-      <w:pPr>
         <w:shd w:val="clear" w:color="auto" w:fill="E8E8E8" w:themeFill="background2"/>
-        <w:spacing w:line="360" w:lineRule="auto"/>
+        <w:spacing w:before="240" w:after="0" w:line="360" w:lineRule="auto"/>
         <w:jc w:val="center"/>
         <w:rPr>
           <w:rFonts w:asciiTheme="majorBidi" w:hAnsiTheme="majorBidi" w:cstheme="majorBidi"/>
@@ -2436,6 +2465,7 @@
     </w:p>
     <w:p>
       <w:pPr>
+        <w:spacing w:before="240" w:after="0" w:line="360" w:lineRule="auto"/>
         <w:rPr>
           <w:rFonts w:asciiTheme="majorBidi" w:hAnsiTheme="majorBidi" w:cstheme="majorBidi"/>
         </w:rPr>
@@ -2535,6 +2565,7 @@
     </w:p>
     <w:p>
       <w:pPr>
+        <w:spacing w:after="0" w:line="360" w:lineRule="auto"/>
         <w:rPr>
           <w:rFonts w:asciiTheme="majorBidi" w:hAnsiTheme="majorBidi" w:cstheme="majorBidi"/>
         </w:rPr>
@@ -2591,6 +2622,7 @@
     </w:p>
     <w:p>
       <w:pPr>
+        <w:spacing w:line="360" w:lineRule="auto"/>
         <w:rPr>
           <w:rFonts w:asciiTheme="majorBidi" w:hAnsiTheme="majorBidi" w:cstheme="majorBidi"/>
         </w:rPr>
@@ -2648,7 +2680,7 @@
     <w:p>
       <w:pPr>
         <w:shd w:val="clear" w:color="auto" w:fill="E8E8E8" w:themeFill="background2"/>
-        <w:spacing w:line="360" w:lineRule="auto"/>
+        <w:spacing w:after="0" w:line="360" w:lineRule="auto"/>
         <w:jc w:val="center"/>
         <w:rPr>
           <w:rFonts w:asciiTheme="majorBidi" w:hAnsiTheme="majorBidi" w:cstheme="majorBidi"/>
@@ -2671,6 +2703,7 @@
     </w:p>
     <w:p>
       <w:pPr>
+        <w:spacing w:before="240"/>
         <w:rPr>
           <w:rFonts w:asciiTheme="majorBidi" w:hAnsiTheme="majorBidi" w:cstheme="majorBidi"/>
         </w:rPr>
@@ -2989,6 +3022,12 @@
         <w:rPr>
           <w:rFonts w:asciiTheme="majorBidi" w:hAnsiTheme="majorBidi" w:cstheme="majorBidi"/>
         </w:rPr>
+        <w:t xml:space="preserve">  </w:t>
+      </w:r>
+      <w:r>
+        <w:rPr>
+          <w:rFonts w:asciiTheme="majorBidi" w:hAnsiTheme="majorBidi" w:cstheme="majorBidi"/>
+        </w:rPr>
         <w:fldChar w:fldCharType="begin"/>
       </w:r>
       <w:r>
@@ -3113,13 +3152,6 @@
         </w:rPr>
         <w:instrText>No encumbrance on this property.</w:instrText>
       </w:r>
-    </w:p>
-    <w:p>
-      <w:pPr>
-        <w:rPr>
-          <w:rFonts w:asciiTheme="majorBidi" w:hAnsiTheme="majorBidi" w:cstheme="majorBidi"/>
-        </w:rPr>
-      </w:pPr>
       <w:r>
         <w:rPr>
           <w:rFonts w:asciiTheme="majorBidi" w:hAnsiTheme="majorBidi" w:cstheme="majorBidi"/>
@@ -3142,6 +3174,27 @@
       <w:r>
         <w:rPr>
           <w:rFonts w:asciiTheme="majorBidi" w:hAnsiTheme="majorBidi" w:cstheme="majorBidi"/>
+          <w:noProof/>
+        </w:rPr>
+        <w:t>•</w:t>
+      </w:r>
+      <w:r>
+        <w:rPr>
+          <w:rFonts w:asciiTheme="majorBidi" w:hAnsiTheme="majorBidi" w:cstheme="majorBidi"/>
+          <w:noProof/>
+        </w:rPr>
+        <w:t xml:space="preserve"> </w:t>
+      </w:r>
+      <w:r>
+        <w:rPr>
+          <w:rFonts w:asciiTheme="majorBidi" w:hAnsiTheme="majorBidi" w:cstheme="majorBidi"/>
+          <w:noProof/>
+        </w:rPr>
+        <w:t>No encumbrance on this property.</w:t>
+      </w:r>
+      <w:r>
+        <w:rPr>
+          <w:rFonts w:asciiTheme="majorBidi" w:hAnsiTheme="majorBidi" w:cstheme="majorBidi"/>
         </w:rPr>
         <w:fldChar w:fldCharType="end"/>
       </w:r>
@@ -3169,104 +3222,288 @@
         <w:rPr>
           <w:rFonts w:asciiTheme="majorBidi" w:hAnsiTheme="majorBidi" w:cstheme="majorBidi"/>
         </w:rPr>
+        <w:fldChar w:fldCharType="begin"/>
+      </w:r>
+      <w:r>
+        <w:rPr>
+          <w:rFonts w:asciiTheme="majorBidi" w:hAnsiTheme="majorBidi" w:cstheme="majorBidi"/>
+        </w:rPr>
+        <w:instrText xml:space="preserve"> IF </w:instrText>
+      </w:r>
+      <w:r>
+        <w:rPr>
+          <w:rFonts w:asciiTheme="majorBidi" w:hAnsiTheme="majorBidi" w:cstheme="majorBidi"/>
+        </w:rPr>
+        <w:fldChar w:fldCharType="begin"/>
+      </w:r>
+      <w:r>
+        <w:rPr>
+          <w:rFonts w:asciiTheme="majorBidi" w:hAnsiTheme="majorBidi" w:cstheme="majorBidi"/>
+        </w:rPr>
+        <w:instrText xml:space="preserve"> MERGEFIELD  IncludeForceMajeure  \* MERGEFORMAT </w:instrText>
+      </w:r>
+      <w:r>
+        <w:rPr>
+          <w:rFonts w:asciiTheme="majorBidi" w:hAnsiTheme="majorBidi" w:cstheme="majorBidi"/>
+        </w:rPr>
+        <w:fldChar w:fldCharType="separate"/>
+      </w:r>
+      <w:r>
+        <w:rPr>
+          <w:rFonts w:asciiTheme="majorBidi" w:hAnsiTheme="majorBidi" w:cstheme="majorBidi"/>
+          <w:noProof/>
+        </w:rPr>
+        <w:instrText>«IncludeForceMajeure»</w:instrText>
+      </w:r>
+      <w:r>
+        <w:rPr>
+          <w:rFonts w:asciiTheme="majorBidi" w:hAnsiTheme="majorBidi" w:cstheme="majorBidi"/>
+        </w:rPr>
+        <w:fldChar w:fldCharType="end"/>
+      </w:r>
+      <w:r>
+        <w:rPr>
+          <w:rFonts w:asciiTheme="majorBidi" w:hAnsiTheme="majorBidi" w:cstheme="majorBidi"/>
+        </w:rPr>
+        <w:instrText xml:space="preserve"> = "Yes" "</w:instrText>
+      </w:r>
+      <w:r>
+        <w:rPr>
+          <w:rFonts w:asciiTheme="majorBidi" w:hAnsiTheme="majorBidi" w:cstheme="majorBidi"/>
+        </w:rPr>
+        <w:instrText xml:space="preserve"> </w:instrText>
+      </w:r>
+      <w:r>
+        <w:rPr>
+          <w:rFonts w:asciiTheme="majorBidi" w:hAnsiTheme="majorBidi" w:cstheme="majorBidi"/>
+        </w:rPr>
+        <w:instrText>Neither party liable for delays due to events beyond reasonable control (natural disasters, pandemics, government restrictions, etc.). Notice period: {ForceMajeureNoticePeriod} days</w:instrText>
+      </w:r>
+      <w:r>
+        <w:rPr>
+          <w:rFonts w:asciiTheme="majorBidi" w:hAnsiTheme="majorBidi" w:cstheme="majorBidi"/>
+        </w:rPr>
+        <w:instrText>" "</w:instrText>
+      </w:r>
+      <w:r>
+        <w:rPr>
+          <w:rFonts w:asciiTheme="majorBidi" w:hAnsiTheme="majorBidi" w:cstheme="majorBidi"/>
+        </w:rPr>
+        <w:instrText xml:space="preserve"> </w:instrText>
+      </w:r>
+      <w:r>
+        <w:rPr>
+          <w:rFonts w:asciiTheme="majorBidi" w:hAnsiTheme="majorBidi" w:cstheme="majorBidi"/>
+        </w:rPr>
+        <w:instrText>Not applicable.</w:instrText>
+      </w:r>
+      <w:r>
+        <w:rPr>
+          <w:rFonts w:asciiTheme="majorBidi" w:hAnsiTheme="majorBidi" w:cstheme="majorBidi"/>
+        </w:rPr>
+        <w:instrText xml:space="preserve"> </w:instrText>
+      </w:r>
+      <w:r>
+        <w:rPr>
+          <w:rFonts w:asciiTheme="majorBidi" w:hAnsiTheme="majorBidi" w:cstheme="majorBidi"/>
+        </w:rPr>
+        <w:instrText xml:space="preserve">" \* MERGEFORMAT </w:instrText>
+      </w:r>
+      <w:r>
+        <w:rPr>
+          <w:rFonts w:asciiTheme="majorBidi" w:hAnsiTheme="majorBidi" w:cstheme="majorBidi"/>
+        </w:rPr>
+        <w:fldChar w:fldCharType="separate"/>
+      </w:r>
+      <w:r>
+        <w:rPr>
+          <w:rFonts w:asciiTheme="majorBidi" w:hAnsiTheme="majorBidi" w:cstheme="majorBidi"/>
+          <w:noProof/>
+        </w:rPr>
+        <w:t xml:space="preserve"> </w:t>
+      </w:r>
+      <w:r>
+        <w:rPr>
+          <w:rFonts w:asciiTheme="majorBidi" w:hAnsiTheme="majorBidi" w:cstheme="majorBidi"/>
+          <w:noProof/>
+        </w:rPr>
+        <w:t xml:space="preserve">   </w:t>
+      </w:r>
+      <w:r>
+        <w:rPr>
+          <w:rFonts w:asciiTheme="majorBidi" w:hAnsiTheme="majorBidi" w:cstheme="majorBidi"/>
+          <w:noProof/>
+        </w:rPr>
+        <w:t>Not applicable.</w:t>
+      </w:r>
+      <w:r>
+        <w:rPr>
+          <w:rFonts w:asciiTheme="majorBidi" w:hAnsiTheme="majorBidi" w:cstheme="majorBidi"/>
+          <w:noProof/>
+        </w:rPr>
+        <w:t xml:space="preserve"> </w:t>
+      </w:r>
+      <w:r>
+        <w:rPr>
+          <w:rFonts w:asciiTheme="majorBidi" w:hAnsiTheme="majorBidi" w:cstheme="majorBidi"/>
+        </w:rPr>
+        <w:fldChar w:fldCharType="end"/>
+      </w:r>
+    </w:p>
+    <w:p>
+      <w:pPr>
+        <w:rPr>
+          <w:rFonts w:asciiTheme="majorBidi" w:hAnsiTheme="majorBidi" w:cstheme="majorBidi"/>
+        </w:rPr>
+      </w:pPr>
+      <w:r>
+        <w:rPr>
+          <w:rFonts w:asciiTheme="majorBidi" w:hAnsiTheme="majorBidi" w:cstheme="majorBidi"/>
+        </w:rPr>
+        <w:t>6. DEFAULT AND PENALTIES</w:t>
+      </w:r>
+    </w:p>
+    <w:p>
+      <w:pPr>
+        <w:rPr>
+          <w:rFonts w:asciiTheme="majorBidi" w:hAnsiTheme="majorBidi" w:cstheme="majorBidi"/>
+        </w:rPr>
+      </w:pPr>
+      <w:r>
+        <w:rPr>
+          <w:rFonts w:asciiTheme="majorBidi" w:hAnsiTheme="majorBidi" w:cstheme="majorBidi"/>
+        </w:rPr>
         <w:lastRenderedPageBreak/>
-        <w:fldChar w:fldCharType="begin"/>
-      </w:r>
-      <w:r>
-        <w:rPr>
-          <w:rFonts w:asciiTheme="majorBidi" w:hAnsiTheme="majorBidi" w:cstheme="majorBidi"/>
-        </w:rPr>
-        <w:instrText xml:space="preserve"> IF </w:instrText>
-      </w:r>
-      <w:r>
-        <w:rPr>
-          <w:rFonts w:asciiTheme="majorBidi" w:hAnsiTheme="majorBidi" w:cstheme="majorBidi"/>
-        </w:rPr>
-        <w:fldChar w:fldCharType="begin"/>
-      </w:r>
-      <w:r>
-        <w:rPr>
-          <w:rFonts w:asciiTheme="majorBidi" w:hAnsiTheme="majorBidi" w:cstheme="majorBidi"/>
-        </w:rPr>
-        <w:instrText xml:space="preserve"> MERGEFIELD  IncludeForceMajeure  \* MERGEFORMAT </w:instrText>
-      </w:r>
-      <w:r>
-        <w:rPr>
-          <w:rFonts w:asciiTheme="majorBidi" w:hAnsiTheme="majorBidi" w:cstheme="majorBidi"/>
-        </w:rPr>
-        <w:fldChar w:fldCharType="separate"/>
-      </w:r>
-      <w:r>
-        <w:rPr>
-          <w:rFonts w:asciiTheme="majorBidi" w:hAnsiTheme="majorBidi" w:cstheme="majorBidi"/>
-          <w:noProof/>
-        </w:rPr>
-        <w:instrText>«IncludeForceMajeure»</w:instrText>
-      </w:r>
-      <w:r>
-        <w:rPr>
-          <w:rFonts w:asciiTheme="majorBidi" w:hAnsiTheme="majorBidi" w:cstheme="majorBidi"/>
-        </w:rPr>
-        <w:fldChar w:fldCharType="end"/>
-      </w:r>
-      <w:r>
-        <w:rPr>
-          <w:rFonts w:asciiTheme="majorBidi" w:hAnsiTheme="majorBidi" w:cstheme="majorBidi"/>
-        </w:rPr>
-        <w:instrText xml:space="preserve"> = "Yes" "</w:instrText>
-      </w:r>
-      <w:r>
-        <w:rPr>
-          <w:rFonts w:asciiTheme="majorBidi" w:hAnsiTheme="majorBidi" w:cstheme="majorBidi"/>
-        </w:rPr>
-        <w:instrText xml:space="preserve"> </w:instrText>
-      </w:r>
-      <w:r>
-        <w:rPr>
-          <w:rFonts w:asciiTheme="majorBidi" w:hAnsiTheme="majorBidi" w:cstheme="majorBidi"/>
-        </w:rPr>
-        <w:instrText>Neither party liable for delays due to events beyond reasonable control (natural disasters, pandemics, government restrictions, etc.). Notice period: {ForceMajeureNoticePeriod} days</w:instrText>
-      </w:r>
-      <w:r>
-        <w:rPr>
-          <w:rFonts w:asciiTheme="majorBidi" w:hAnsiTheme="majorBidi" w:cstheme="majorBidi"/>
-        </w:rPr>
-        <w:instrText>" "</w:instrText>
-      </w:r>
-      <w:r>
-        <w:rPr>
-          <w:rFonts w:asciiTheme="majorBidi" w:hAnsiTheme="majorBidi" w:cstheme="majorBidi"/>
-        </w:rPr>
-        <w:instrText xml:space="preserve"> </w:instrText>
-      </w:r>
-      <w:r>
-        <w:rPr>
-          <w:rFonts w:asciiTheme="majorBidi" w:hAnsiTheme="majorBidi" w:cstheme="majorBidi"/>
-        </w:rPr>
-        <w:instrText>Not applicable.</w:instrText>
-      </w:r>
-      <w:r>
-        <w:rPr>
-          <w:rFonts w:asciiTheme="majorBidi" w:hAnsiTheme="majorBidi" w:cstheme="majorBidi"/>
-        </w:rPr>
-        <w:instrText xml:space="preserve"> </w:instrText>
-      </w:r>
-      <w:r>
-        <w:rPr>
-          <w:rFonts w:asciiTheme="majorBidi" w:hAnsiTheme="majorBidi" w:cstheme="majorBidi"/>
-        </w:rPr>
-        <w:instrText xml:space="preserve">" \* MERGEFORMAT </w:instrText>
-      </w:r>
-      <w:r>
-        <w:rPr>
-          <w:rFonts w:asciiTheme="majorBidi" w:hAnsiTheme="majorBidi" w:cstheme="majorBidi"/>
-        </w:rPr>
-        <w:fldChar w:fldCharType="separate"/>
-      </w:r>
-      <w:r>
-        <w:rPr>
-          <w:rFonts w:asciiTheme="majorBidi" w:hAnsiTheme="majorBidi" w:cstheme="majorBidi"/>
-          <w:noProof/>
+        <w:t xml:space="preserve">   Seller Default Penalty</w:t>
+      </w:r>
+      <w:r>
+        <w:rPr>
+          <w:rFonts w:asciiTheme="majorBidi" w:hAnsiTheme="majorBidi" w:cstheme="majorBidi"/>
+        </w:rPr>
+        <w:tab/>
+      </w:r>
+      <w:r>
+        <w:rPr>
+          <w:rFonts w:asciiTheme="majorBidi" w:hAnsiTheme="majorBidi" w:cstheme="majorBidi"/>
+        </w:rPr>
+        <w:t xml:space="preserve">: </w:t>
+      </w:r>
+      <w:r>
+        <w:rPr>
+          <w:rFonts w:asciiTheme="majorBidi" w:hAnsiTheme="majorBidi" w:cstheme="majorBidi"/>
+        </w:rPr>
+        <w:fldChar w:fldCharType="begin"/>
+      </w:r>
+      <w:r>
+        <w:rPr>
+          <w:rFonts w:asciiTheme="majorBidi" w:hAnsiTheme="majorBidi" w:cstheme="majorBidi"/>
+        </w:rPr>
+        <w:instrText xml:space="preserve"> MERGEFIELD  SellerDefaultPenalty  \* MERGEFORMAT </w:instrText>
+      </w:r>
+      <w:r>
+        <w:rPr>
+          <w:rFonts w:asciiTheme="majorBidi" w:hAnsiTheme="majorBidi" w:cstheme="majorBidi"/>
+        </w:rPr>
+        <w:fldChar w:fldCharType="separate"/>
+      </w:r>
+      <w:r>
+        <w:rPr>
+          <w:rFonts w:asciiTheme="majorBidi" w:hAnsiTheme="majorBidi" w:cstheme="majorBidi"/>
+          <w:noProof/>
+        </w:rPr>
+        <w:t>«SellerDefaultPenalty»</w:t>
+      </w:r>
+      <w:r>
+        <w:rPr>
+          <w:rFonts w:asciiTheme="majorBidi" w:hAnsiTheme="majorBidi" w:cstheme="majorBidi"/>
+        </w:rPr>
+        <w:fldChar w:fldCharType="end"/>
+      </w:r>
+    </w:p>
+    <w:p>
+      <w:pPr>
+        <w:rPr>
+          <w:rFonts w:asciiTheme="majorBidi" w:hAnsiTheme="majorBidi" w:cstheme="majorBidi"/>
+        </w:rPr>
+      </w:pPr>
+      <w:r>
+        <w:rPr>
+          <w:rFonts w:asciiTheme="majorBidi" w:hAnsiTheme="majorBidi" w:cstheme="majorBidi"/>
+        </w:rPr>
+        <w:t xml:space="preserve">   Buyer Default Penalty</w:t>
+      </w:r>
+      <w:r>
+        <w:rPr>
+          <w:rFonts w:asciiTheme="majorBidi" w:hAnsiTheme="majorBidi" w:cstheme="majorBidi"/>
+        </w:rPr>
+        <w:tab/>
+      </w:r>
+      <w:r>
+        <w:rPr>
+          <w:rFonts w:asciiTheme="majorBidi" w:hAnsiTheme="majorBidi" w:cstheme="majorBidi"/>
+        </w:rPr>
+        <w:t xml:space="preserve">:  </w:t>
+      </w:r>
+      <w:r>
+        <w:rPr>
+          <w:rFonts w:asciiTheme="majorBidi" w:hAnsiTheme="majorBidi" w:cstheme="majorBidi"/>
+        </w:rPr>
+        <w:fldChar w:fldCharType="begin"/>
+      </w:r>
+      <w:r>
+        <w:rPr>
+          <w:rFonts w:asciiTheme="majorBidi" w:hAnsiTheme="majorBidi" w:cstheme="majorBidi"/>
+        </w:rPr>
+        <w:instrText xml:space="preserve"> MERGEFIELD  BuyerDefaultPenalty  \* MERGEFORMAT </w:instrText>
+      </w:r>
+      <w:r>
+        <w:rPr>
+          <w:rFonts w:asciiTheme="majorBidi" w:hAnsiTheme="majorBidi" w:cstheme="majorBidi"/>
+        </w:rPr>
+        <w:fldChar w:fldCharType="separate"/>
+      </w:r>
+      <w:r>
+        <w:rPr>
+          <w:rFonts w:asciiTheme="majorBidi" w:hAnsiTheme="majorBidi" w:cstheme="majorBidi"/>
+          <w:noProof/>
+        </w:rPr>
+        <w:t>«BuyerDefaultPenalty»</w:t>
+      </w:r>
+      <w:r>
+        <w:rPr>
+          <w:rFonts w:asciiTheme="majorBidi" w:hAnsiTheme="majorBidi" w:cstheme="majorBidi"/>
+        </w:rPr>
+        <w:fldChar w:fldCharType="end"/>
+      </w:r>
+    </w:p>
+    <w:p>
+      <w:pPr>
+        <w:rPr>
+          <w:rFonts w:asciiTheme="majorBidi" w:hAnsiTheme="majorBidi" w:cstheme="majorBidi"/>
+        </w:rPr>
+      </w:pPr>
+      <w:r>
+        <w:rPr>
+          <w:rFonts w:asciiTheme="majorBidi" w:hAnsiTheme="majorBidi" w:cstheme="majorBidi"/>
+        </w:rPr>
+        <w:t>7. DISPUTE RESOLUTION</w:t>
+      </w:r>
+    </w:p>
+    <w:p>
+      <w:pPr>
+        <w:rPr>
+          <w:rFonts w:asciiTheme="majorBidi" w:hAnsiTheme="majorBidi" w:cstheme="majorBidi"/>
+        </w:rPr>
+      </w:pPr>
+      <w:r>
+        <w:rPr>
+          <w:rFonts w:asciiTheme="majorBidi" w:hAnsiTheme="majorBidi" w:cstheme="majorBidi"/>
+        </w:rPr>
+        <w:t xml:space="preserve">   </w:t>
+      </w:r>
+      <w:r>
+        <w:rPr>
+          <w:rFonts w:asciiTheme="majorBidi" w:hAnsiTheme="majorBidi" w:cstheme="majorBidi"/>
         </w:rPr>
         <w:t xml:space="preserve"> </w:t>
       </w:r>
@@ -3274,134 +3511,19 @@
         <w:rPr>
           <w:rFonts w:asciiTheme="majorBidi" w:hAnsiTheme="majorBidi" w:cstheme="majorBidi"/>
         </w:rPr>
-        <w:fldChar w:fldCharType="end"/>
-      </w:r>
-    </w:p>
-    <w:p>
-      <w:pPr>
-        <w:rPr>
-          <w:rFonts w:asciiTheme="majorBidi" w:hAnsiTheme="majorBidi" w:cstheme="majorBidi"/>
-        </w:rPr>
-      </w:pPr>
-      <w:r>
-        <w:rPr>
-          <w:rFonts w:asciiTheme="majorBidi" w:hAnsiTheme="majorBidi" w:cstheme="majorBidi"/>
-        </w:rPr>
-        <w:t>6. DEFAULT AND PENALTIES</w:t>
-      </w:r>
-    </w:p>
-    <w:p>
-      <w:pPr>
-        <w:rPr>
-          <w:rFonts w:asciiTheme="majorBidi" w:hAnsiTheme="majorBidi" w:cstheme="majorBidi"/>
-        </w:rPr>
-      </w:pPr>
-      <w:r>
-        <w:rPr>
-          <w:rFonts w:asciiTheme="majorBidi" w:hAnsiTheme="majorBidi" w:cstheme="majorBidi"/>
-        </w:rPr>
-        <w:t xml:space="preserve">   Seller Default Penalty: </w:t>
-      </w:r>
-      <w:r>
-        <w:rPr>
-          <w:rFonts w:asciiTheme="majorBidi" w:hAnsiTheme="majorBidi" w:cstheme="majorBidi"/>
-        </w:rPr>
-        <w:fldChar w:fldCharType="begin"/>
-      </w:r>
-      <w:r>
-        <w:rPr>
-          <w:rFonts w:asciiTheme="majorBidi" w:hAnsiTheme="majorBidi" w:cstheme="majorBidi"/>
-        </w:rPr>
-        <w:instrText xml:space="preserve"> MERGEFIELD  SellerDefaultPenalty  \* MERGEFORMAT </w:instrText>
-      </w:r>
-      <w:r>
-        <w:rPr>
-          <w:rFonts w:asciiTheme="majorBidi" w:hAnsiTheme="majorBidi" w:cstheme="majorBidi"/>
-        </w:rPr>
-        <w:fldChar w:fldCharType="separate"/>
-      </w:r>
-      <w:r>
-        <w:rPr>
-          <w:rFonts w:asciiTheme="majorBidi" w:hAnsiTheme="majorBidi" w:cstheme="majorBidi"/>
-          <w:noProof/>
-        </w:rPr>
-        <w:t>«SellerDefaultPenalty»</w:t>
-      </w:r>
-      <w:r>
-        <w:rPr>
-          <w:rFonts w:asciiTheme="majorBidi" w:hAnsiTheme="majorBidi" w:cstheme="majorBidi"/>
-        </w:rPr>
-        <w:fldChar w:fldCharType="end"/>
-      </w:r>
-    </w:p>
-    <w:p>
-      <w:pPr>
-        <w:rPr>
-          <w:rFonts w:asciiTheme="majorBidi" w:hAnsiTheme="majorBidi" w:cstheme="majorBidi"/>
-        </w:rPr>
-      </w:pPr>
-      <w:r>
-        <w:rPr>
-          <w:rFonts w:asciiTheme="majorBidi" w:hAnsiTheme="majorBidi" w:cstheme="majorBidi"/>
-        </w:rPr>
-        <w:t xml:space="preserve">   Buyer Default Penalty:  </w:t>
-      </w:r>
-      <w:r>
-        <w:rPr>
-          <w:rFonts w:asciiTheme="majorBidi" w:hAnsiTheme="majorBidi" w:cstheme="majorBidi"/>
-        </w:rPr>
-        <w:fldChar w:fldCharType="begin"/>
-      </w:r>
-      <w:r>
-        <w:rPr>
-          <w:rFonts w:asciiTheme="majorBidi" w:hAnsiTheme="majorBidi" w:cstheme="majorBidi"/>
-        </w:rPr>
-        <w:instrText xml:space="preserve"> MERGEFIELD  BuyerDefaultPenalty  \* MERGEFORMAT </w:instrText>
-      </w:r>
-      <w:r>
-        <w:rPr>
-          <w:rFonts w:asciiTheme="majorBidi" w:hAnsiTheme="majorBidi" w:cstheme="majorBidi"/>
-        </w:rPr>
-        <w:fldChar w:fldCharType="separate"/>
-      </w:r>
-      <w:r>
-        <w:rPr>
-          <w:rFonts w:asciiTheme="majorBidi" w:hAnsiTheme="majorBidi" w:cstheme="majorBidi"/>
-          <w:noProof/>
-        </w:rPr>
-        <w:t>«BuyerDefaultPenalty»</w:t>
-      </w:r>
-      <w:r>
-        <w:rPr>
-          <w:rFonts w:asciiTheme="majorBidi" w:hAnsiTheme="majorBidi" w:cstheme="majorBidi"/>
-        </w:rPr>
-        <w:fldChar w:fldCharType="end"/>
-      </w:r>
-    </w:p>
-    <w:p>
-      <w:pPr>
-        <w:rPr>
-          <w:rFonts w:asciiTheme="majorBidi" w:hAnsiTheme="majorBidi" w:cstheme="majorBidi"/>
-        </w:rPr>
-      </w:pPr>
-      <w:r>
-        <w:rPr>
-          <w:rFonts w:asciiTheme="majorBidi" w:hAnsiTheme="majorBidi" w:cstheme="majorBidi"/>
-        </w:rPr>
-        <w:t>7. DISPUTE RESOLUTION</w:t>
-      </w:r>
-    </w:p>
-    <w:p>
-      <w:pPr>
-        <w:rPr>
-          <w:rFonts w:asciiTheme="majorBidi" w:hAnsiTheme="majorBidi" w:cstheme="majorBidi"/>
-        </w:rPr>
-      </w:pPr>
-      <w:r>
-        <w:rPr>
-          <w:rFonts w:asciiTheme="majorBidi" w:hAnsiTheme="majorBidi" w:cstheme="majorBidi"/>
-        </w:rPr>
-        <w:t xml:space="preserve">   Disputes resolved through arbitration in {City}, {State} as per Arbitration and Conciliation Act, 1996.</w:t>
+        <w:t>Disputes resolved through arbitration in {City}, {State} as per Arbitration and Conciliation</w:t>
+      </w:r>
+      <w:r>
+        <w:rPr>
+          <w:rFonts w:asciiTheme="majorBidi" w:hAnsiTheme="majorBidi" w:cstheme="majorBidi"/>
+        </w:rPr>
+        <w:t xml:space="preserve"> </w:t>
+      </w:r>
+      <w:r>
+        <w:rPr>
+          <w:rFonts w:asciiTheme="majorBidi" w:hAnsiTheme="majorBidi" w:cstheme="majorBidi"/>
+        </w:rPr>
+        <w:t>Act, 1996.</w:t>
       </w:r>
     </w:p>
     <w:p>
@@ -3427,7 +3549,37 @@
         <w:rPr>
           <w:rFonts w:asciiTheme="majorBidi" w:hAnsiTheme="majorBidi" w:cstheme="majorBidi"/>
         </w:rPr>
-        <w:t xml:space="preserve">   Registration Office:     </w:t>
+        <w:t xml:space="preserve">   </w:t>
+      </w:r>
+      <w:r>
+        <w:rPr>
+          <w:rFonts w:asciiTheme="majorBidi" w:hAnsiTheme="majorBidi" w:cstheme="majorBidi"/>
+        </w:rPr>
+        <w:t xml:space="preserve"> </w:t>
+      </w:r>
+      <w:r>
+        <w:rPr>
+          <w:rFonts w:asciiTheme="majorBidi" w:hAnsiTheme="majorBidi" w:cstheme="majorBidi"/>
+        </w:rPr>
+        <w:t>Registration Office</w:t>
+      </w:r>
+      <w:r>
+        <w:rPr>
+          <w:rFonts w:asciiTheme="majorBidi" w:hAnsiTheme="majorBidi" w:cstheme="majorBidi"/>
+        </w:rPr>
+        <w:tab/>
+      </w:r>
+      <w:r>
+        <w:rPr>
+          <w:rFonts w:asciiTheme="majorBidi" w:hAnsiTheme="majorBidi" w:cstheme="majorBidi"/>
+        </w:rPr>
+        <w:tab/>
+      </w:r>
+      <w:r>
+        <w:rPr>
+          <w:rFonts w:asciiTheme="majorBidi" w:hAnsiTheme="majorBidi" w:cstheme="majorBidi"/>
+        </w:rPr>
+        <w:t xml:space="preserve">:     </w:t>
       </w:r>
       <w:r>
         <w:rPr>
@@ -3463,15 +3615,43 @@
     </w:p>
     <w:p>
       <w:pPr>
-        <w:rPr>
-          <w:rFonts w:asciiTheme="majorBidi" w:hAnsiTheme="majorBidi" w:cstheme="majorBidi"/>
-        </w:rPr>
-      </w:pPr>
-      <w:r>
-        <w:rPr>
-          <w:rFonts w:asciiTheme="majorBidi" w:hAnsiTheme="majorBidi" w:cstheme="majorBidi"/>
-        </w:rPr>
-        <w:t xml:space="preserve">   Stamp Duty borne by:   </w:t>
+        <w:tabs>
+          <w:tab w:val="left" w:pos="240"/>
+          <w:tab w:val="left" w:pos="2880"/>
+        </w:tabs>
+        <w:rPr>
+          <w:rFonts w:asciiTheme="majorBidi" w:hAnsiTheme="majorBidi" w:cstheme="majorBidi"/>
+        </w:rPr>
+      </w:pPr>
+      <w:r>
+        <w:rPr>
+          <w:rFonts w:asciiTheme="majorBidi" w:hAnsiTheme="majorBidi" w:cstheme="majorBidi"/>
+        </w:rPr>
+        <w:t xml:space="preserve">   </w:t>
+      </w:r>
+      <w:r>
+        <w:rPr>
+          <w:rFonts w:asciiTheme="majorBidi" w:hAnsiTheme="majorBidi" w:cstheme="majorBidi"/>
+        </w:rPr>
+        <w:t xml:space="preserve"> </w:t>
+      </w:r>
+      <w:r>
+        <w:rPr>
+          <w:rFonts w:asciiTheme="majorBidi" w:hAnsiTheme="majorBidi" w:cstheme="majorBidi"/>
+        </w:rPr>
+        <w:t>Stamp Duty borne by</w:t>
+      </w:r>
+      <w:r>
+        <w:rPr>
+          <w:rFonts w:asciiTheme="majorBidi" w:hAnsiTheme="majorBidi" w:cstheme="majorBidi"/>
+        </w:rPr>
+        <w:tab/>
+      </w:r>
+      <w:r>
+        <w:rPr>
+          <w:rFonts w:asciiTheme="majorBidi" w:hAnsiTheme="majorBidi" w:cstheme="majorBidi"/>
+        </w:rPr>
+        <w:t xml:space="preserve">:   </w:t>
       </w:r>
       <w:r>
         <w:rPr>
@@ -3520,10 +3700,17 @@
     </w:p>
     <w:p>
       <w:pPr>
-        <w:rPr>
-          <w:rFonts w:asciiTheme="majorBidi" w:hAnsiTheme="majorBidi" w:cstheme="majorBidi"/>
-        </w:rPr>
-      </w:pPr>
+        <w:spacing w:after="0" w:line="360" w:lineRule="auto"/>
+        <w:rPr>
+          <w:rFonts w:asciiTheme="majorBidi" w:hAnsiTheme="majorBidi" w:cstheme="majorBidi"/>
+        </w:rPr>
+      </w:pPr>
+      <w:r>
+        <w:rPr>
+          <w:rFonts w:asciiTheme="majorBidi" w:hAnsiTheme="majorBidi" w:cstheme="majorBidi"/>
+        </w:rPr>
+        <w:t xml:space="preserve">    </w:t>
+      </w:r>
       <w:r>
         <w:rPr>
           <w:rFonts w:asciiTheme="majorBidi" w:hAnsiTheme="majorBidi" w:cstheme="majorBidi"/>
@@ -3559,6 +3746,7 @@
     <w:p>
       <w:pPr>
         <w:shd w:val="clear" w:color="auto" w:fill="E8E8E8" w:themeFill="background2"/>
+        <w:spacing w:after="0"/>
         <w:jc w:val="center"/>
         <w:rPr>
           <w:rFonts w:asciiTheme="majorBidi" w:hAnsiTheme="majorBidi" w:cstheme="majorBidi"/>
@@ -3581,7 +3769,7 @@
     </w:p>
     <w:p>
       <w:pPr>
-        <w:spacing w:line="360" w:lineRule="auto"/>
+        <w:spacing w:before="240" w:line="360" w:lineRule="auto"/>
         <w:rPr>
           <w:rFonts w:asciiTheme="majorBidi" w:hAnsiTheme="majorBidi" w:cstheme="majorBidi"/>
         </w:rPr>
@@ -3608,7 +3796,7 @@
     <w:p>
       <w:pPr>
         <w:shd w:val="clear" w:color="auto" w:fill="E8E8E8" w:themeFill="background2"/>
-        <w:spacing w:line="360" w:lineRule="auto"/>
+        <w:spacing w:after="0" w:line="360" w:lineRule="auto"/>
         <w:jc w:val="center"/>
         <w:rPr>
           <w:rFonts w:asciiTheme="majorBidi" w:hAnsiTheme="majorBidi" w:cstheme="majorBidi"/>
@@ -3631,6 +3819,7 @@
     </w:p>
     <w:p>
       <w:pPr>
+        <w:spacing w:before="240"/>
         <w:rPr>
           <w:rFonts w:asciiTheme="majorBidi" w:hAnsiTheme="majorBidi" w:cstheme="majorBidi"/>
         </w:rPr>
@@ -3704,7 +3893,7 @@
       </w:tr>
       <w:tr>
         <w:trPr>
-          <w:trHeight w:val="398"/>
+          <w:trHeight w:val="542"/>
         </w:trPr>
         <w:tc>
           <w:tcPr>
@@ -3732,6 +3921,9 @@
         </w:tc>
       </w:tr>
       <w:tr>
+        <w:trPr>
+          <w:trHeight w:hRule="exact" w:val="300"/>
+        </w:trPr>
         <w:tc>
           <w:tcPr>
             <w:tcW w:w="4675" w:type="dxa"/>
@@ -3782,6 +3974,9 @@
         </w:tc>
       </w:tr>
       <w:tr>
+        <w:trPr>
+          <w:trHeight w:hRule="exact" w:val="300"/>
+        </w:trPr>
         <w:tc>
           <w:tcPr>
             <w:tcW w:w="4675" w:type="dxa"/>
@@ -3796,13 +3991,19 @@
               <w:rPr>
                 <w:rFonts w:asciiTheme="majorBidi" w:hAnsiTheme="majorBidi" w:cstheme="majorBidi"/>
               </w:rPr>
+              <w:t xml:space="preserve">Date: </w:t>
+            </w:r>
+            <w:r>
+              <w:rPr>
+                <w:rFonts w:asciiTheme="majorBidi" w:hAnsiTheme="majorBidi" w:cstheme="majorBidi"/>
+              </w:rPr>
               <w:fldChar w:fldCharType="begin"/>
             </w:r>
             <w:r>
               <w:rPr>
                 <w:rFonts w:asciiTheme="majorBidi" w:hAnsiTheme="majorBidi" w:cstheme="majorBidi"/>
               </w:rPr>
-              <w:instrText xml:space="preserve"> MERGEFIELD  SellerName  \* MERGEFORMAT </w:instrText>
+              <w:instrText xml:space="preserve"> MERGEFIELD  SigningDate  \* MERGEFORMAT </w:instrText>
             </w:r>
             <w:r>
               <w:rPr>
@@ -3815,7 +4016,7 @@
                 <w:rFonts w:asciiTheme="majorBidi" w:hAnsiTheme="majorBidi" w:cstheme="majorBidi"/>
                 <w:noProof/>
               </w:rPr>
-              <w:t>«SellerName»</w:t>
+              <w:t>«SigningDate»</w:t>
             </w:r>
             <w:r>
               <w:rPr>
@@ -3835,137 +4036,6 @@
                 <w:rFonts w:asciiTheme="majorBidi" w:hAnsiTheme="majorBidi" w:cstheme="majorBidi"/>
               </w:rPr>
             </w:pPr>
-            <w:r>
-              <w:rPr>
-                <w:rFonts w:asciiTheme="majorBidi" w:hAnsiTheme="majorBidi" w:cstheme="majorBidi"/>
-              </w:rPr>
-              <w:fldChar w:fldCharType="begin"/>
-            </w:r>
-            <w:r>
-              <w:rPr>
-                <w:rFonts w:asciiTheme="majorBidi" w:hAnsiTheme="majorBidi" w:cstheme="majorBidi"/>
-              </w:rPr>
-              <w:instrText xml:space="preserve"> MERGEFIELD  BuyerName  \* MERGEFORMAT </w:instrText>
-            </w:r>
-            <w:r>
-              <w:rPr>
-                <w:rFonts w:asciiTheme="majorBidi" w:hAnsiTheme="majorBidi" w:cstheme="majorBidi"/>
-              </w:rPr>
-              <w:fldChar w:fldCharType="separate"/>
-            </w:r>
-            <w:r>
-              <w:rPr>
-                <w:rFonts w:asciiTheme="majorBidi" w:hAnsiTheme="majorBidi" w:cstheme="majorBidi"/>
-                <w:noProof/>
-              </w:rPr>
-              <w:t>«BuyerName»</w:t>
-            </w:r>
-            <w:r>
-              <w:rPr>
-                <w:rFonts w:asciiTheme="majorBidi" w:hAnsiTheme="majorBidi" w:cstheme="majorBidi"/>
-              </w:rPr>
-              <w:fldChar w:fldCharType="end"/>
-            </w:r>
-          </w:p>
-        </w:tc>
-      </w:tr>
-      <w:tr>
-        <w:tc>
-          <w:tcPr>
-            <w:tcW w:w="4675" w:type="dxa"/>
-          </w:tcPr>
-          <w:p>
-            <w:pPr>
-              <w:rPr>
-                <w:rFonts w:asciiTheme="majorBidi" w:hAnsiTheme="majorBidi" w:cstheme="majorBidi"/>
-              </w:rPr>
-            </w:pPr>
-            <w:r>
-              <w:rPr>
-                <w:rFonts w:asciiTheme="majorBidi" w:hAnsiTheme="majorBidi" w:cstheme="majorBidi"/>
-              </w:rPr>
-              <w:t xml:space="preserve">Date: </w:t>
-            </w:r>
-            <w:r>
-              <w:rPr>
-                <w:rFonts w:asciiTheme="majorBidi" w:hAnsiTheme="majorBidi" w:cstheme="majorBidi"/>
-              </w:rPr>
-              <w:fldChar w:fldCharType="begin"/>
-            </w:r>
-            <w:r>
-              <w:rPr>
-                <w:rFonts w:asciiTheme="majorBidi" w:hAnsiTheme="majorBidi" w:cstheme="majorBidi"/>
-              </w:rPr>
-              <w:instrText xml:space="preserve"> MERGEFIELD  SigningDate  \* MERGEFORMAT </w:instrText>
-            </w:r>
-            <w:r>
-              <w:rPr>
-                <w:rFonts w:asciiTheme="majorBidi" w:hAnsiTheme="majorBidi" w:cstheme="majorBidi"/>
-              </w:rPr>
-              <w:fldChar w:fldCharType="separate"/>
-            </w:r>
-            <w:r>
-              <w:rPr>
-                <w:rFonts w:asciiTheme="majorBidi" w:hAnsiTheme="majorBidi" w:cstheme="majorBidi"/>
-                <w:noProof/>
-              </w:rPr>
-              <w:t>«SigningDate»</w:t>
-            </w:r>
-            <w:r>
-              <w:rPr>
-                <w:rFonts w:asciiTheme="majorBidi" w:hAnsiTheme="majorBidi" w:cstheme="majorBidi"/>
-              </w:rPr>
-              <w:fldChar w:fldCharType="end"/>
-            </w:r>
-          </w:p>
-        </w:tc>
-        <w:tc>
-          <w:tcPr>
-            <w:tcW w:w="4675" w:type="dxa"/>
-          </w:tcPr>
-          <w:p>
-            <w:pPr>
-              <w:rPr>
-                <w:rFonts w:asciiTheme="majorBidi" w:hAnsiTheme="majorBidi" w:cstheme="majorBidi"/>
-              </w:rPr>
-            </w:pPr>
-            <w:r>
-              <w:rPr>
-                <w:rFonts w:asciiTheme="majorBidi" w:hAnsiTheme="majorBidi" w:cstheme="majorBidi"/>
-              </w:rPr>
-              <w:t xml:space="preserve">Date: </w:t>
-            </w:r>
-            <w:r>
-              <w:rPr>
-                <w:rFonts w:asciiTheme="majorBidi" w:hAnsiTheme="majorBidi" w:cstheme="majorBidi"/>
-              </w:rPr>
-              <w:fldChar w:fldCharType="begin"/>
-            </w:r>
-            <w:r>
-              <w:rPr>
-                <w:rFonts w:asciiTheme="majorBidi" w:hAnsiTheme="majorBidi" w:cstheme="majorBidi"/>
-              </w:rPr>
-              <w:instrText xml:space="preserve"> MERGEFIELD  SigningDate  \* MERGEFORMAT </w:instrText>
-            </w:r>
-            <w:r>
-              <w:rPr>
-                <w:rFonts w:asciiTheme="majorBidi" w:hAnsiTheme="majorBidi" w:cstheme="majorBidi"/>
-              </w:rPr>
-              <w:fldChar w:fldCharType="separate"/>
-            </w:r>
-            <w:r>
-              <w:rPr>
-                <w:rFonts w:asciiTheme="majorBidi" w:hAnsiTheme="majorBidi" w:cstheme="majorBidi"/>
-                <w:noProof/>
-              </w:rPr>
-              <w:t>«SigningDate»</w:t>
-            </w:r>
-            <w:r>
-              <w:rPr>
-                <w:rFonts w:asciiTheme="majorBidi" w:hAnsiTheme="majorBidi" w:cstheme="majorBidi"/>
-              </w:rPr>
-              <w:fldChar w:fldCharType="end"/>
-            </w:r>
           </w:p>
         </w:tc>
       </w:tr>
@@ -3996,6 +4066,7 @@
     </w:p>
     <w:p>
       <w:pPr>
+        <w:spacing w:after="0"/>
         <w:rPr>
           <w:rFonts w:asciiTheme="majorBidi" w:hAnsiTheme="majorBidi" w:cstheme="majorBidi"/>
           <w:b/>
@@ -4005,6 +4076,7 @@
     </w:p>
     <w:p>
       <w:pPr>
+        <w:spacing w:after="0"/>
         <w:rPr>
           <w:rFonts w:asciiTheme="majorBidi" w:hAnsiTheme="majorBidi" w:cstheme="majorBidi"/>
         </w:rPr>
@@ -4024,47 +4096,11 @@
     </w:p>
     <w:p>
       <w:pPr>
-        <w:rPr>
-          <w:rFonts w:asciiTheme="majorBidi" w:hAnsiTheme="majorBidi" w:cstheme="majorBidi"/>
-        </w:rPr>
-      </w:pPr>
-      <w:r>
-        <w:rPr>
-          <w:rFonts w:asciiTheme="majorBidi" w:hAnsiTheme="majorBidi" w:cstheme="majorBidi"/>
-        </w:rPr>
-        <w:fldChar w:fldCharType="begin"/>
-      </w:r>
-      <w:r>
-        <w:rPr>
-          <w:rFonts w:asciiTheme="majorBidi" w:hAnsiTheme="majorBidi" w:cstheme="majorBidi"/>
-        </w:rPr>
-        <w:instrText xml:space="preserve"> MERGEFIELD  WitnessName  \* MERGEFORMAT </w:instrText>
-      </w:r>
-      <w:r>
-        <w:rPr>
-          <w:rFonts w:asciiTheme="majorBidi" w:hAnsiTheme="majorBidi" w:cstheme="majorBidi"/>
-        </w:rPr>
-        <w:fldChar w:fldCharType="separate"/>
-      </w:r>
-      <w:r>
-        <w:rPr>
-          <w:rFonts w:asciiTheme="majorBidi" w:hAnsiTheme="majorBidi" w:cstheme="majorBidi"/>
-          <w:noProof/>
-        </w:rPr>
-        <w:t>«WitnessName»</w:t>
-      </w:r>
-      <w:r>
-        <w:rPr>
-          <w:rFonts w:asciiTheme="majorBidi" w:hAnsiTheme="majorBidi" w:cstheme="majorBidi"/>
-        </w:rPr>
-        <w:fldChar w:fldCharType="end"/>
-      </w:r>
-      <w:r>
-        <w:rPr>
-          <w:rFonts w:asciiTheme="majorBidi" w:hAnsiTheme="majorBidi" w:cstheme="majorBidi"/>
-        </w:rPr>
-        <w:t xml:space="preserve"> </w:t>
-      </w:r>
+        <w:spacing w:line="276" w:lineRule="auto"/>
+        <w:rPr>
+          <w:rFonts w:asciiTheme="majorBidi" w:hAnsiTheme="majorBidi" w:cstheme="majorBidi"/>
+        </w:rPr>
+      </w:pPr>
       <w:r>
         <w:rPr>
           <w:rFonts w:asciiTheme="majorBidi" w:hAnsiTheme="majorBidi" w:cstheme="majorBidi"/>
